--- a/Rohit Report.docx
+++ b/Rohit Report.docx
@@ -131,9 +131,37 @@
           <w:szCs w:val="24"/>
           <w:lang w:eastAsia="en-IN"/>
         </w:rPr>
-        <w:t xml:space="preserve">Submitted </w:t>
-      </w:r>
-      <w:proofErr w:type="spellStart"/>
+        <w:t>Submitted by:</w:t>
+      </w:r>
+      <w:r>
+        <w:rPr>
+          <w:rFonts w:ascii="Times New Roman" w:eastAsia="Times New Roman" w:hAnsi="Times New Roman" w:cs="Times New Roman"/>
+          <w:sz w:val="24"/>
+          <w:szCs w:val="24"/>
+          <w:lang w:eastAsia="en-IN"/>
+        </w:rPr>
+        <w:t>Rohit Dudam</w:t>
+      </w:r>
+    </w:p>
+    <w:p>
+      <w:pPr>
+        <w:spacing w:before="100" w:beforeAutospacing="1" w:after="100" w:afterAutospacing="1" w:line="240" w:lineRule="auto"/>
+        <w:rPr>
+          <w:rFonts w:ascii="Times New Roman" w:eastAsia="Times New Roman" w:hAnsi="Times New Roman" w:cs="Times New Roman"/>
+          <w:sz w:val="24"/>
+          <w:szCs w:val="24"/>
+          <w:lang w:eastAsia="en-IN"/>
+        </w:rPr>
+      </w:pPr>
+      <w:r>
+        <w:rPr>
+          <w:rFonts w:ascii="Times New Roman" w:eastAsia="Times New Roman" w:hAnsi="Times New Roman" w:cs="Times New Roman"/>
+          <w:sz w:val="24"/>
+          <w:szCs w:val="24"/>
+          <w:lang w:eastAsia="en-IN"/>
+        </w:rPr>
+        <w:t xml:space="preserve"> </w:t>
+      </w:r>
       <w:r>
         <w:rPr>
           <w:rFonts w:ascii="Times New Roman" w:eastAsia="Times New Roman" w:hAnsi="Times New Roman" w:cs="Times New Roman"/>
@@ -143,9 +171,46 @@
           <w:szCs w:val="24"/>
           <w:lang w:eastAsia="en-IN"/>
         </w:rPr>
-        <w:t>by</w:t>
-      </w:r>
-      <w:proofErr w:type="gramStart"/>
+        <w:t>Student Roll No:</w:t>
+      </w:r>
+      <w:r>
+        <w:rPr>
+          <w:rFonts w:ascii="Times New Roman" w:eastAsia="Times New Roman" w:hAnsi="Times New Roman" w:cs="Times New Roman"/>
+          <w:sz w:val="24"/>
+          <w:szCs w:val="24"/>
+          <w:lang w:eastAsia="en-IN"/>
+        </w:rPr>
+        <w:t xml:space="preserve"> [</w:t>
+      </w:r>
+      <w:r>
+        <w:rPr>
+          <w:rFonts w:ascii="Times New Roman" w:eastAsia="Times New Roman" w:hAnsi="Times New Roman" w:cs="Times New Roman"/>
+          <w:sz w:val="24"/>
+          <w:szCs w:val="24"/>
+          <w:lang w:eastAsia="en-IN"/>
+        </w:rPr>
+        <w:t>16</w:t>
+      </w:r>
+      <w:r>
+        <w:rPr>
+          <w:rFonts w:ascii="Times New Roman" w:eastAsia="Times New Roman" w:hAnsi="Times New Roman" w:cs="Times New Roman"/>
+          <w:sz w:val="24"/>
+          <w:szCs w:val="24"/>
+          <w:lang w:eastAsia="en-IN"/>
+        </w:rPr>
+        <w:t xml:space="preserve">] </w:t>
+      </w:r>
+    </w:p>
+    <w:p>
+      <w:pPr>
+        <w:spacing w:before="100" w:beforeAutospacing="1" w:after="100" w:afterAutospacing="1" w:line="240" w:lineRule="auto"/>
+        <w:rPr>
+          <w:rFonts w:ascii="Times New Roman" w:eastAsia="Times New Roman" w:hAnsi="Times New Roman" w:cs="Times New Roman"/>
+          <w:sz w:val="24"/>
+          <w:szCs w:val="24"/>
+          <w:lang w:eastAsia="en-IN"/>
+        </w:rPr>
+      </w:pPr>
       <w:r>
         <w:rPr>
           <w:rFonts w:ascii="Times New Roman" w:eastAsia="Times New Roman" w:hAnsi="Times New Roman" w:cs="Times New Roman"/>
@@ -155,131 +220,7 @@
           <w:szCs w:val="24"/>
           <w:lang w:eastAsia="en-IN"/>
         </w:rPr>
-        <w:t>:</w:t>
-      </w:r>
-      <w:r>
-        <w:rPr>
-          <w:rFonts w:ascii="Times New Roman" w:eastAsia="Times New Roman" w:hAnsi="Times New Roman" w:cs="Times New Roman"/>
-          <w:sz w:val="24"/>
-          <w:szCs w:val="24"/>
-          <w:lang w:eastAsia="en-IN"/>
-        </w:rPr>
-        <w:t>Rohit</w:t>
-      </w:r>
-      <w:proofErr w:type="spellEnd"/>
-      <w:proofErr w:type="gramEnd"/>
-      <w:r>
-        <w:rPr>
-          <w:rFonts w:ascii="Times New Roman" w:eastAsia="Times New Roman" w:hAnsi="Times New Roman" w:cs="Times New Roman"/>
-          <w:sz w:val="24"/>
-          <w:szCs w:val="24"/>
-          <w:lang w:eastAsia="en-IN"/>
-        </w:rPr>
-        <w:t xml:space="preserve"> Dudam</w:t>
-      </w:r>
-    </w:p>
-    <w:p>
-      <w:pPr>
-        <w:spacing w:before="100" w:beforeAutospacing="1" w:after="100" w:afterAutospacing="1" w:line="240" w:lineRule="auto"/>
-        <w:rPr>
-          <w:rFonts w:ascii="Times New Roman" w:eastAsia="Times New Roman" w:hAnsi="Times New Roman" w:cs="Times New Roman"/>
-          <w:sz w:val="24"/>
-          <w:szCs w:val="24"/>
-          <w:lang w:eastAsia="en-IN"/>
-        </w:rPr>
-      </w:pPr>
-      <w:r>
-        <w:rPr>
-          <w:rFonts w:ascii="Times New Roman" w:eastAsia="Times New Roman" w:hAnsi="Times New Roman" w:cs="Times New Roman"/>
-          <w:sz w:val="24"/>
-          <w:szCs w:val="24"/>
-          <w:lang w:eastAsia="en-IN"/>
-        </w:rPr>
-        <w:t xml:space="preserve"> </w:t>
-      </w:r>
-      <w:r>
-        <w:rPr>
-          <w:rFonts w:ascii="Times New Roman" w:eastAsia="Times New Roman" w:hAnsi="Times New Roman" w:cs="Times New Roman"/>
-          <w:b/>
-          <w:bCs/>
-          <w:sz w:val="24"/>
-          <w:szCs w:val="24"/>
-          <w:lang w:eastAsia="en-IN"/>
-        </w:rPr>
-        <w:t>Student Roll No:</w:t>
-      </w:r>
-      <w:r>
-        <w:rPr>
-          <w:rFonts w:ascii="Times New Roman" w:eastAsia="Times New Roman" w:hAnsi="Times New Roman" w:cs="Times New Roman"/>
-          <w:sz w:val="24"/>
-          <w:szCs w:val="24"/>
-          <w:lang w:eastAsia="en-IN"/>
-        </w:rPr>
-        <w:t xml:space="preserve"> [</w:t>
-      </w:r>
-      <w:r>
-        <w:rPr>
-          <w:rFonts w:ascii="Times New Roman" w:eastAsia="Times New Roman" w:hAnsi="Times New Roman" w:cs="Times New Roman"/>
-          <w:sz w:val="24"/>
-          <w:szCs w:val="24"/>
-          <w:lang w:eastAsia="en-IN"/>
-        </w:rPr>
-        <w:t>16</w:t>
-      </w:r>
-      <w:r>
-        <w:rPr>
-          <w:rFonts w:ascii="Times New Roman" w:eastAsia="Times New Roman" w:hAnsi="Times New Roman" w:cs="Times New Roman"/>
-          <w:sz w:val="24"/>
-          <w:szCs w:val="24"/>
-          <w:lang w:eastAsia="en-IN"/>
-        </w:rPr>
-        <w:t xml:space="preserve">] </w:t>
-      </w:r>
-    </w:p>
-    <w:p>
-      <w:pPr>
-        <w:spacing w:before="100" w:beforeAutospacing="1" w:after="100" w:afterAutospacing="1" w:line="240" w:lineRule="auto"/>
-        <w:rPr>
-          <w:rFonts w:ascii="Times New Roman" w:eastAsia="Times New Roman" w:hAnsi="Times New Roman" w:cs="Times New Roman"/>
-          <w:sz w:val="24"/>
-          <w:szCs w:val="24"/>
-          <w:lang w:eastAsia="en-IN"/>
-        </w:rPr>
-      </w:pPr>
-      <w:r>
-        <w:rPr>
-          <w:rFonts w:ascii="Times New Roman" w:eastAsia="Times New Roman" w:hAnsi="Times New Roman" w:cs="Times New Roman"/>
-          <w:b/>
-          <w:bCs/>
-          <w:sz w:val="24"/>
-          <w:szCs w:val="24"/>
-          <w:lang w:eastAsia="en-IN"/>
-        </w:rPr>
-        <w:t xml:space="preserve">Student </w:t>
-      </w:r>
-      <w:proofErr w:type="spellStart"/>
-      <w:r>
-        <w:rPr>
-          <w:rFonts w:ascii="Times New Roman" w:eastAsia="Times New Roman" w:hAnsi="Times New Roman" w:cs="Times New Roman"/>
-          <w:b/>
-          <w:bCs/>
-          <w:sz w:val="24"/>
-          <w:szCs w:val="24"/>
-          <w:lang w:eastAsia="en-IN"/>
-        </w:rPr>
-        <w:t>Enrollment</w:t>
-      </w:r>
-      <w:proofErr w:type="spellEnd"/>
-      <w:r>
-        <w:rPr>
-          <w:rFonts w:ascii="Times New Roman" w:eastAsia="Times New Roman" w:hAnsi="Times New Roman" w:cs="Times New Roman"/>
-          <w:b/>
-          <w:bCs/>
-          <w:sz w:val="24"/>
-          <w:szCs w:val="24"/>
-          <w:lang w:eastAsia="en-IN"/>
-        </w:rPr>
-        <w:t xml:space="preserve"> ID:</w:t>
+        <w:t>Student Enrollment ID:</w:t>
       </w:r>
       <w:r>
         <w:rPr>
@@ -4644,7 +4585,7 @@
           <w:rPr>
             <w:rStyle w:val="Hyperlink"/>
           </w:rPr>
-          <w:t>https://github.com/rohitdudam/smart_billing.git</w:t>
+          <w:t>https://github.com/rohitdudam/python-project1</w:t>
         </w:r>
       </w:hyperlink>
     </w:p>
@@ -4688,6 +4629,8 @@
         <w:spacing w:before="100" w:beforeAutospacing="1" w:after="100" w:afterAutospacing="1" w:line="240" w:lineRule="auto"/>
         <w:outlineLvl w:val="2"/>
       </w:pPr>
+      <w:bookmarkStart w:id="0" w:name="_GoBack"/>
+      <w:bookmarkEnd w:id="0"/>
     </w:p>
     <w:p>
       <w:pPr>
@@ -4850,13 +4793,9 @@
           <w:lang w:eastAsia="en-IN"/>
         </w:rPr>
       </w:pPr>
-      <w:proofErr w:type="gramStart"/>
       <w:r>
         <w:t>w</w:t>
       </w:r>
-      <w:bookmarkStart w:id="0" w:name="_GoBack"/>
-      <w:bookmarkEnd w:id="0"/>
-      <w:proofErr w:type="gramEnd"/>
     </w:p>
     <w:sectPr>
       <w:pgSz w:w="11906" w:h="16838"/>
